--- a/GSN_End_User_Usage_Policy_EN.docx
+++ b/GSN_End_User_Usage_Policy_EN.docx
@@ -2,7 +2,10 @@
 <file path=word/document.xml><?xml version="1.0" encoding="utf-8"?>
 <w:document xmlns:wpc="http://schemas.microsoft.com/office/word/2010/wordprocessingCanvas" xmlns:mc="http://schemas.openxmlformats.org/markup-compatibility/2006" xmlns:o="urn:schemas-microsoft-com:office:office" xmlns:r="http://schemas.openxmlformats.org/officeDocument/2006/relationships" xmlns:m="http://schemas.openxmlformats.org/officeDocument/2006/math" xmlns:v="urn:schemas-microsoft-com:vml" xmlns:wp14="http://schemas.microsoft.com/office/word/2010/wordprocessingDrawing" xmlns:wp="http://schemas.openxmlformats.org/drawingml/2006/wordprocessingDrawing" xmlns:w10="urn:schemas-microsoft-com:office:word" xmlns:w="http://schemas.openxmlformats.org/wordprocessingml/2006/main" xmlns:w14="http://schemas.microsoft.com/office/word/2010/wordml" xmlns:w15="http://schemas.microsoft.com/office/word/2012/wordml" xmlns:wpg="http://schemas.microsoft.com/office/word/2010/wordprocessingGroup" xmlns:wpi="http://schemas.microsoft.com/office/word/2010/wordprocessingInk" xmlns:wne="http://schemas.microsoft.com/office/word/2006/wordml" xmlns:wps="http://schemas.microsoft.com/office/word/2010/wordprocessingShape" mc:Ignorable="w14 w15 wp14">
   <w:body>
-    <w:p/>
+    <w:p>
+      <w:bookmarkStart w:id="0" w:name="_GoBack"/>
+      <w:bookmarkEnd w:id="0"/>
+    </w:p>
     <w:p>
       <w:pPr>
         <w:jc w:val="center"/>
@@ -35,10 +38,7 @@
         <w:t>Usage Policy — Revised &amp; Professional Edition</w:t>
       </w:r>
     </w:p>
-    <w:p>
-      <w:bookmarkStart w:id="0" w:name="_GoBack"/>
-    </w:p>
-    <w:bookmarkEnd w:id="0"/>
+    <w:p/>
     <w:p>
       <w:r>
         <w:t>1. Purpose of the Usage Policy</w:t>
@@ -46,10 +46,7 @@
     </w:p>
     <w:p>
       <w:r>
-        <w:t xml:space="preserve">The purpose of this policy is to establish the terms, conditions, and controls governing the use of the Secure Government Network (GSN). This </w:t>
-      </w:r>
-      <w:r>
-        <w:t>policy outlines the rights and responsibilities of all government entities utilizing the GSN—whether they are service providers hosting applications or consumers accessing government services.</w:t>
+        <w:t>The purpose of this policy is to establish the terms, conditions, and controls governing the use of the Secure Government Network (GSN). This policy outlines the rights and responsibilities of all government entities utilizing the GSN—whether they are service providers hosting applications or consumers accessing government services.</w:t>
       </w:r>
     </w:p>
     <w:p/>
@@ -66,10 +63,7 @@
     </w:p>
     <w:p>
       <w:r>
-        <w:t>The GSN for</w:t>
-      </w:r>
-      <w:r>
-        <w:t>ms a core pillar of Syria’s national e-government infrastructure. All operations conducted through the network fall under the authority, supervision, and monitoring of the National Authority for Network Services.</w:t>
+        <w:t>The GSN forms a core pillar of Syria’s national e-government infrastructure. All operations conducted through the network fall under the authority, supervision, and monitoring of the National Authority for Network Services.</w:t>
       </w:r>
     </w:p>
     <w:p/>
@@ -80,13 +74,7 @@
     </w:p>
     <w:p>
       <w:r>
-        <w:t>The GSN ena</w:t>
-      </w:r>
-      <w:r>
-        <w:t>bles secure exchange of government data. All activities performed—including inaccurate submissions, intrusion attempts, fraud, manipulation, or unauthorized access—are fully monitored and logged (user identity, source IP, timestamps, actions). Suspicious a</w:t>
-      </w:r>
-      <w:r>
-        <w:t>ctivities are automatically isolated through quarantine mechanisms.</w:t>
+        <w:t>The GSN enables secure exchange of government data. All activities performed—including inaccurate submissions, intrusion attempts, fraud, manipulation, or unauthorized access—are fully monitored and logged (user identity, source IP, timestamps, actions). Suspicious activities are automatically isolated through quarantine mechanisms.</w:t>
       </w:r>
     </w:p>
     <w:p/>
@@ -97,10 +85,7 @@
     </w:p>
     <w:p>
       <w:r>
-        <w:t xml:space="preserve">All materials transmitted through GSN-hosted services belong exclusively to official government entities. Redistributing, publishing, modifying, or using </w:t>
-      </w:r>
-      <w:r>
-        <w:t>these materials is prohibited unless explicitly authorized.</w:t>
+        <w:t>All materials transmitted through GSN-hosted services belong exclusively to official government entities. Redistributing, publishing, modifying, or using these materials is prohibited unless explicitly authorized.</w:t>
       </w:r>
     </w:p>
     <w:p/>
@@ -112,10 +97,7 @@
     <w:p>
       <w:r>
         <w:lastRenderedPageBreak/>
-        <w:t>Only the GSN Administration may issue secure access requirements (security software, digital certificates, user accounts, IP addressing). No entity may alter or misuse the</w:t>
-      </w:r>
-      <w:r>
-        <w:t>se requirements.</w:t>
+        <w:t>Only the GSN Administration may issue secure access requirements (security software, digital certificates, user accounts, IP addressing). No entity may alter or misuse these requirements.</w:t>
       </w:r>
     </w:p>
     <w:p/>
@@ -142,10 +124,7 @@
     </w:p>
     <w:p>
       <w:r>
-        <w:t>- Transmi</w:t>
-      </w:r>
-      <w:r>
-        <w:t>t non-governmental data</w:t>
+        <w:t>- Transmit non-governmental data</w:t>
       </w:r>
     </w:p>
     <w:p>
@@ -171,10 +150,7 @@
     </w:p>
     <w:p>
       <w:r>
-        <w:t xml:space="preserve">Technical and administrative actions will be taken immediately—without prior </w:t>
-      </w:r>
-      <w:r>
-        <w:t>notice—against any misuse.</w:t>
+        <w:t>Technical and administrative actions will be taken immediately—without prior notice—against any misuse.</w:t>
       </w:r>
     </w:p>
     <w:p/>
@@ -196,10 +172,7 @@
     </w:p>
     <w:p>
       <w:r>
-        <w:t xml:space="preserve">Manipulating or creating multiple unauthorized </w:t>
-      </w:r>
-      <w:r>
-        <w:t>accounts is strictly prohibited.</w:t>
+        <w:t>Manipulating or creating multiple unauthorized accounts is strictly prohibited.</w:t>
       </w:r>
     </w:p>
     <w:p/>
@@ -222,10 +195,7 @@
     </w:p>
     <w:p>
       <w:r>
-        <w:t>Each connected entity must maintain an internal info</w:t>
-      </w:r>
-      <w:r>
-        <w:t>rmation security policy aligned with national security frameworks and relevant legislation.</w:t>
+        <w:t>Each connected entity must maintain an internal information security policy aligned with national security frameworks and relevant legislation.</w:t>
       </w:r>
     </w:p>
     <w:p/>
@@ -242,10 +212,7 @@
     <w:p/>
     <w:p>
       <w:r>
-        <w:t>2.13 Ser</w:t>
-      </w:r>
-      <w:r>
-        <w:t>vice Operation Responsibility</w:t>
+        <w:t>2.13 Service Operation Responsibility</w:t>
       </w:r>
     </w:p>
     <w:p>
@@ -261,10 +228,7 @@
     </w:p>
     <w:p>
       <w:r>
-        <w:t xml:space="preserve">The National Authority for Network Services may update this policy as required. Adherence </w:t>
-      </w:r>
-      <w:r>
-        <w:t>is mandatory for all connected entities.</w:t>
+        <w:t>The National Authority for Network Services may update this policy as required. Adherence is mandatory for all connected entities.</w:t>
       </w:r>
     </w:p>
     <w:p/>
@@ -296,10 +260,7 @@
     </w:p>
     <w:p>
       <w:r>
-        <w:t xml:space="preserve">- Maintaining </w:t>
-      </w:r>
-      <w:r>
-        <w:t>updated security architecture documentation</w:t>
+        <w:t>- Maintaining updated security architecture documentation</w:t>
       </w:r>
     </w:p>
     <w:p/>
@@ -337,10 +298,7 @@
     <w:p/>
     <w:p>
       <w:r>
-        <w:t>3.3 Configuration Requirem</w:t>
-      </w:r>
-      <w:r>
-        <w:t>ents</w:t>
+        <w:t>3.3 Configuration Requirements</w:t>
       </w:r>
     </w:p>
     <w:p>
@@ -366,10 +324,7 @@
     </w:p>
     <w:p>
       <w:r>
-        <w:t xml:space="preserve">- Physical isolation of GSN </w:t>
-      </w:r>
-      <w:r>
-        <w:t>equipment where possible</w:t>
+        <w:t>- Physical isolation of GSN equipment where possible</w:t>
       </w:r>
     </w:p>
     <w:p>
@@ -410,10 +365,7 @@
     </w:p>
     <w:p>
       <w:r>
-        <w:t>- SHD</w:t>
-      </w:r>
-      <w:r>
-        <w:t>SL connectivity</w:t>
+        <w:t>- SHDSL connectivity</w:t>
       </w:r>
     </w:p>
     <w:p/>
@@ -451,10 +403,7 @@
     <w:p/>
     <w:p>
       <w:r>
-        <w:t xml:space="preserve">End of </w:t>
-      </w:r>
-      <w:r>
-        <w:t>Document</w:t>
+        <w:t>End of Document</w:t>
       </w:r>
     </w:p>
     <w:p>
@@ -13072,7 +13021,7 @@
 </file>
 
 <file path=customXml/itemProps1.xml><?xml version="1.0" encoding="utf-8"?>
-<ds:datastoreItem xmlns:ds="http://schemas.openxmlformats.org/officeDocument/2006/customXml" ds:itemID="{25DB0228-6E2B-46C9-A55B-56499A02205A}">
+<ds:datastoreItem xmlns:ds="http://schemas.openxmlformats.org/officeDocument/2006/customXml" ds:itemID="{88B792FF-2E57-4FB1-BA2E-70515D764E73}">
   <ds:schemaRefs>
     <ds:schemaRef ds:uri="http://schemas.openxmlformats.org/officeDocument/2006/bibliography"/>
   </ds:schemaRefs>
